--- a/Task 4/CheckAR_System_Architecture_Report.docx
+++ b/Task 4/CheckAR_System_Architecture_Report.docx
@@ -17402,7 +17402,7 @@
         <w:tblLook w:val="04A0" w:firstRow="1" w:lastRow="0" w:firstColumn="1" w:lastColumn="0" w:noHBand="0" w:noVBand="1"/>
       </w:tblPr>
       <w:tblGrid>
-        <w:gridCol w:w="9760"/>
+        <w:gridCol w:w="9426"/>
       </w:tblGrid>
       <w:tr>
         <w:tc>
@@ -17428,16 +17428,13 @@
             </w:pPr>
             <w:r>
               <w:rPr>
-                <w:rFonts w:ascii="Poppins" w:eastAsia="Times New Roman" w:hAnsi="Poppins" w:cs="Poppins"/>
                 <w:noProof/>
-                <w:color w:val="000000"/>
-              </w:rPr>
-              <w:lastRenderedPageBreak/>
+              </w:rPr>
               <w:drawing>
-                <wp:inline distT="0" distB="0" distL="0" distR="0" wp14:anchorId="6701EF90" wp14:editId="50505A40">
-                  <wp:extent cx="5943600" cy="6645910"/>
-                  <wp:effectExtent l="0" t="0" r="0" b="0"/>
-                  <wp:docPr id="727367401" name="Picture 3"/>
+                <wp:inline distT="0" distB="0" distL="0" distR="0" wp14:anchorId="780913FB" wp14:editId="73B5392E">
+                  <wp:extent cx="5731510" cy="3567430"/>
+                  <wp:effectExtent l="0" t="0" r="0" b="1270"/>
+                  <wp:docPr id="82008857" name="Picture 6"/>
                   <wp:cNvGraphicFramePr>
                     <a:graphicFrameLocks xmlns:a="http://schemas.openxmlformats.org/drawingml/2006/main" noChangeAspect="1"/>
                   </wp:cNvGraphicFramePr>
@@ -17445,11 +17442,11 @@
                     <a:graphicData uri="http://schemas.openxmlformats.org/drawingml/2006/picture">
                       <pic:pic xmlns:pic="http://schemas.openxmlformats.org/drawingml/2006/picture">
                         <pic:nvPicPr>
-                          <pic:cNvPr id="727367401" name="Picture 727367401"/>
+                          <pic:cNvPr id="82008857" name="Picture 82008857"/>
                           <pic:cNvPicPr/>
                         </pic:nvPicPr>
                         <pic:blipFill>
-                          <a:blip r:embed="rId11">
+                          <a:blip r:embed="rId12" cstate="print">
                             <a:extLst>
                               <a:ext uri="{28A0092B-C50C-407E-A947-70E740481C1C}">
                                 <a14:useLocalDpi xmlns:a14="http://schemas.microsoft.com/office/drawing/2010/main" val="0"/>
@@ -17463,7 +17460,7 @@
                         <pic:spPr>
                           <a:xfrm>
                             <a:off x="0" y="0"/>
-                            <a:ext cx="5943600" cy="6645910"/>
+                            <a:ext cx="5731510" cy="3567430"/>
                           </a:xfrm>
                           <a:prstGeom prst="rect">
                             <a:avLst/>
@@ -17509,6 +17506,7 @@
         <w:rPr>
           <w:color w:val="000000"/>
         </w:rPr>
+        <w:lastRenderedPageBreak/>
         <w:t>The Engine Sound Analysis Sequence Diagram illustrates the ordered interactions between six participants: the Car User, the Mobile Application, the Audio Processing Module, the ML Classification Engine, the Engine Fault Database (DS5), and the Diagnostic Reporting Module.</w:t>
       </w:r>
     </w:p>
@@ -17537,7 +17535,6 @@
         <w:rPr>
           <w:color w:val="000000"/>
         </w:rPr>
-        <w:lastRenderedPageBreak/>
         <w:t>Initiation: The Car User selects 'Record Engine Sound' from the application home screen. The Mobile Application sends a permission request to the device operating system for microphone access.</w:t>
       </w:r>
     </w:p>
@@ -17694,6 +17691,7 @@
         <w:pStyle w:val="Heading3"/>
       </w:pPr>
       <w:r>
+        <w:lastRenderedPageBreak/>
         <w:t>6.3.1 Diagram Description</w:t>
       </w:r>
     </w:p>
@@ -17749,9 +17747,8 @@
                 <w:rFonts w:ascii="Poppins" w:hAnsi="Poppins" w:cs="Poppins"/>
                 <w:noProof/>
               </w:rPr>
-              <w:lastRenderedPageBreak/>
               <w:drawing>
-                <wp:inline distT="0" distB="0" distL="0" distR="0" wp14:anchorId="3D76CC45" wp14:editId="35FECDF5">
+                <wp:inline distT="0" distB="0" distL="0" distR="0" wp14:anchorId="3D76CC45" wp14:editId="61A435EA">
                   <wp:extent cx="5943600" cy="3698875"/>
                   <wp:effectExtent l="0" t="0" r="0" b="0"/>
                   <wp:docPr id="1064552294" name="Picture 2"/>
@@ -17766,7 +17763,7 @@
                           <pic:cNvPicPr/>
                         </pic:nvPicPr>
                         <pic:blipFill>
-                          <a:blip r:embed="rId12" cstate="print">
+                          <a:blip r:embed="rId13" cstate="print">
                             <a:extLst>
                               <a:ext uri="{28A0092B-C50C-407E-A947-70E740481C1C}">
                                 <a14:useLocalDpi xmlns:a14="http://schemas.microsoft.com/office/drawing/2010/main" val="0"/>
@@ -17934,14 +17931,8 @@
         <w:rPr>
           <w:color w:val="000000"/>
         </w:rPr>
-        <w:t xml:space="preserve">Database Lookup: The Classification Engine queries the Warning Light Database (DS4) for each identified symbol identifier. The database returns the symbol name, a </w:t>
-      </w:r>
-      <w:r>
-        <w:rPr>
-          <w:color w:val="000000"/>
-        </w:rPr>
         <w:lastRenderedPageBreak/>
-        <w:t>plain-language explanation, the vehicle system it affects, the urgency classification, and the recommended user action.</w:t>
+        <w:t>Database Lookup: The Classification Engine queries the Warning Light Database (DS4) for each identified symbol identifier. The database returns the symbol name, a plain-language explanation, the vehicle system it affects, the urgency classification, and the recommended user action.</w:t>
       </w:r>
     </w:p>
     <w:p>
@@ -18120,7 +18111,7 @@
                           <pic:cNvPicPr/>
                         </pic:nvPicPr>
                         <pic:blipFill>
-                          <a:blip r:embed="rId13"/>
+                          <a:blip r:embed="rId14"/>
                           <a:stretch>
                             <a:fillRect/>
                           </a:stretch>
@@ -19547,8 +19538,8 @@
     </w:tbl>
     <w:p/>
     <w:sectPr>
-      <w:headerReference w:type="default" r:id="rId14"/>
-      <w:footerReference w:type="default" r:id="rId15"/>
+      <w:headerReference w:type="default" r:id="rId15"/>
+      <w:footerReference w:type="default" r:id="rId16"/>
       <w:pgSz w:w="11906" w:h="16838"/>
       <w:pgMar w:top="1440" w:right="1440" w:bottom="1440" w:left="1440" w:header="708" w:footer="708" w:gutter="0"/>
       <w:cols w:space="720"/>
